--- a/ModernControl/word_output/ch06_参数辨识与数据同化.docx
+++ b/ModernControl/word_output/ch06_参数辨识与数据同化.docx
@@ -467,6 +467,19 @@
           <w:bCs/>
         </w:rPr>
         <w:t xml:space="preserve">参数辨识与数据同化的比较</w:t>
+      </w:r>
+    </w:p>
+    <w:p>
+      <w:pPr>
+        <w:pStyle w:val="BodyText"/>
+      </w:pPr>
+      <w:r>
+        <w:rPr>
+          <w:rFonts w:hint="eastAsia"/>
+          <w:b/>
+          <w:bCs/>
+        </w:rPr>
+        <w:t xml:space="preserve">表6-1</w:t>
       </w:r>
     </w:p>
     <w:tbl>
@@ -18117,6 +18130,19 @@
           <w:bCs/>
         </w:rPr>
         <w:t xml:space="preserve">鲁棒化方法选择指南</w:t>
+      </w:r>
+    </w:p>
+    <w:p>
+      <w:pPr>
+        <w:pStyle w:val="BodyText"/>
+      </w:pPr>
+      <w:r>
+        <w:rPr>
+          <w:rFonts w:hint="eastAsia"/>
+          <w:b/>
+          <w:bCs/>
+        </w:rPr>
+        <w:t xml:space="preserve">表6-2</w:t>
       </w:r>
     </w:p>
     <w:tbl>
